--- a/ver4.0_GGM/result/manuscript/FINAL_PersonalizedNutrition_GGM_MetS_Stratified_Analysis.docx
+++ b/ver4.0_GGM/result/manuscript/FINAL_PersonalizedNutrition_GGM_MetS_Stratified_Analysis.docx
@@ -187,12 +187,13 @@
         <w:spacing w:before="240" w:after="120" w:line="360" w:lineRule="auto"/>
         <w:rPr>
           <w:rFonts w:cs="Times New Roman"/>
-        </w:rPr>
-      </w:pPr>
-      <w:r>
-        <w:rPr>
-          <w:rFonts w:cs="Times New Roman"/>
-          <w:b/>
+          <w:bCs/>
+        </w:rPr>
+      </w:pPr>
+      <w:r>
+        <w:rPr>
+          <w:rFonts w:cs="Times New Roman"/>
+          <w:bCs/>
         </w:rPr>
         <w:t>Gaussian graphical models (GGM) offer a more sophisticated framework for dietary pattern analysis by modeling conditional dependencies through partial correlations (8, 9). Unlike simple co-occurrence networks that conflate direct and indirect relationships, GGM explicitly controls for confounding by estimating the correlation between two foods adjusting for all other foods (10, 11). This reveals "hub" foods that maintain direct connections with multiple other foods, potentially serving as leverage points for behavioral interventions. Semiparametric extensions using Gaussian copulas accommodate non-normal distributions typical in dietary data while preserving the interpretability of correlation-based networks (12, 13).</w:t>
       </w:r>
@@ -634,7 +635,6 @@
       <w:pPr>
         <w:spacing w:before="240" w:after="120" w:line="360" w:lineRule="auto"/>
         <w:rPr>
-          <w:rFonts w:hint="eastAsia"/>
           <w:lang w:eastAsia="ko-KR"/>
         </w:rPr>
       </w:pPr>
@@ -1002,46 +1002,6 @@
       <w:pPr>
         <w:jc w:val="center"/>
       </w:pPr>
-      <w:r>
-        <w:rPr>
-          <w:noProof/>
-        </w:rPr>
-        <w:drawing>
-          <wp:inline distT="0" distB="0" distL="0" distR="0" wp14:anchorId="52A1BB15" wp14:editId="2192EF98">
-            <wp:extent cx="5943600" cy="4454832"/>
-            <wp:effectExtent l="0" t="0" r="0" b="0"/>
-            <wp:docPr id="9" name="Picture 9"/>
-            <wp:cNvGraphicFramePr>
-              <a:graphicFrameLocks xmlns:a="http://schemas.openxmlformats.org/drawingml/2006/main" noChangeAspect="1"/>
-            </wp:cNvGraphicFramePr>
-            <a:graphic xmlns:a="http://schemas.openxmlformats.org/drawingml/2006/main">
-              <a:graphicData uri="http://schemas.openxmlformats.org/drawingml/2006/picture">
-                <pic:pic xmlns:pic="http://schemas.openxmlformats.org/drawingml/2006/picture">
-                  <pic:nvPicPr>
-                    <pic:cNvPr id="0" name="Figure_6_MetS_Effects_Stratified.png"/>
-                    <pic:cNvPicPr/>
-                  </pic:nvPicPr>
-                  <pic:blipFill>
-                    <a:blip r:embed="rId6"/>
-                    <a:stretch>
-                      <a:fillRect/>
-                    </a:stretch>
-                  </pic:blipFill>
-                  <pic:spPr>
-                    <a:xfrm>
-                      <a:off x="0" y="0"/>
-                      <a:ext cx="5943600" cy="4454832"/>
-                    </a:xfrm>
-                    <a:prstGeom prst="rect">
-                      <a:avLst/>
-                    </a:prstGeom>
-                  </pic:spPr>
-                </pic:pic>
-              </a:graphicData>
-            </a:graphic>
-          </wp:inline>
-        </w:drawing>
-      </w:r>
     </w:p>
     <w:p>
       <w:pPr>
@@ -1051,99 +1011,70 @@
         <w:rPr>
           <w:sz w:val="20"/>
         </w:rPr>
-        <w:t xml:space="preserve">Figure 6. Sex-Age Stratified MetS Effects on Dietary Network Structure. (A) Heatmap showing network metric differences between MetS(+) and MetS(-) groups within each sex-age stratum. Red indicates higher values in MetS(+), blue indicates higher values in MetS(-). Middle-aged males show strongest connectivity increase (+3 edges) </w:t>
-      </w:r>
-      <w:r>
-        <w:rPr>
-          <w:sz w:val="20"/>
-        </w:rPr>
-        <w:lastRenderedPageBreak/>
-        <w:t>and modularity decrease (-0.141) in MetS(+). (B) Hub food differentiation by group, showing unhealthy foods appearing uniquely in MetS(+) (red bars) and healthy foods appearing uniquely in MetS(-) (green bars). Middle-aged males exhibit strongest hub differentiation with 2 risk hubs (high-fat meat, processed foods) in MetS(+) versus 2 protective hubs (vegetables, fruits) in MetS(-). (C) Network complexity landscape plotting connectivity (edges) against modularity, with point size representing sample size. MetS(+) groups (red circles) cluster toward higher connectivity and lower modularity compared to MetS(-) groups (blue squares), indicating more densely interconnected and less segmented dietary patterns. (D) Intervention difficulty index calculated from network complexity metrics (Δ edges, Δ modularity) and risk hub counts. Middle-aged males show highest intervention difficulty (red bar, score &gt;40), requiring multi-food interventions due to complex network structure. Young males show lowest difficulty (green bar, score &lt;20), amenable to portion control strategies. Color coding: red = high difficulty (&gt;40), orange = medium (20-40), green = low (&lt;20).</w:t>
+        <w:t>Figure 6. Sex-Age Stratified MetS Effects on Dietary Network Structure. (A) Heatmap showing network metric differences between MetS(+) and MetS(-) groups within each sex-age stratum. Red indicates higher values in MetS(+), blue indicates higher values in MetS(-). Middle-aged males show strongest connectivity increase (+3 edges) and modularity decrease (-0.141) in MetS(+). (B) Hub food differentiation by group, showing unhealthy foods appearing uniquely in MetS(+) (red bars) and healthy foods appearing uniquely in MetS(-) (green bars). Middle-aged males exhibit strongest hub differentiation with 2 risk hubs (high-fat meat, processed foods) in MetS(+) versus 2 protective hubs (vegetables, fruits) in MetS(-). (C) Network complexity landscape plotting connectivity (edges) against modularity, with point size representing sample size. MetS(+) groups (red circles) cluster toward higher connectivity and lower modularity compared to MetS(-) groups (blue squares), indicating more densely interconnected and less segmented dietary patterns. (D) Intervention difficulty index calculated from network complexity metrics (Δ edges, Δ modularity) and risk hub counts. Middle-aged males show highest intervention difficulty (red bar, score &gt;40), requiring multi-food interventions due to complex network structure. Young males show lowest difficulty (green bar, score &lt;20), amenable to portion control strategies. Color coding: red = high difficulty (&gt;40), orange = medium (20-40), green = low (&lt;20).</w:t>
       </w:r>
     </w:p>
     <w:p>
       <w:pPr>
-        <w:jc w:val="center"/>
-      </w:pPr>
-      <w:r>
-        <w:rPr>
-          <w:b/>
-        </w:rPr>
-        <w:t>Figure 6</w:t>
+        <w:pStyle w:val="1"/>
+        <w:rPr>
+          <w:rFonts w:ascii="Times New Roman" w:hAnsi="Times New Roman" w:cs="Times New Roman"/>
+        </w:rPr>
+      </w:pPr>
+      <w:r>
+        <w:rPr>
+          <w:rFonts w:ascii="Times New Roman" w:hAnsi="Times New Roman" w:cs="Times New Roman"/>
+        </w:rPr>
+        <w:t>Discussion</w:t>
       </w:r>
     </w:p>
     <w:p>
       <w:pPr>
-        <w:pStyle w:val="1"/>
-        <w:jc w:val="center"/>
-        <w:rPr>
-          <w:rFonts w:ascii="Times New Roman" w:hAnsi="Times New Roman" w:cs="Times New Roman"/>
-        </w:rPr>
-      </w:pPr>
-      <w:r>
-        <w:rPr>
-          <w:rFonts w:ascii="Times New Roman" w:hAnsi="Times New Roman" w:cs="Times New Roman"/>
+        <w:spacing w:after="120" w:line="360" w:lineRule="auto"/>
+        <w:rPr>
+          <w:rFonts w:cs="Times New Roman"/>
+        </w:rPr>
+      </w:pPr>
+      <w:r>
+        <w:rPr>
+          <w:rFonts w:cs="Times New Roman"/>
+        </w:rPr>
+        <w:t xml:space="preserve">This stratified GGM analysis of 22,964 Korean adults revealed critical insights into actual dietary network structures that challenge conventional nutritional assumptions. Three key findings emerged: (1) Processed and fried foods—not recommended healthy foods—consistently occupy central hub positions across demographic and metabolic subgroups; (2) Network topology varies substantially by age, sex, and </w:t>
+      </w:r>
+      <w:proofErr w:type="spellStart"/>
+      <w:r>
+        <w:rPr>
+          <w:rFonts w:cs="Times New Roman"/>
+        </w:rPr>
+        <w:t>MetS</w:t>
+      </w:r>
+      <w:proofErr w:type="spellEnd"/>
+      <w:r>
+        <w:rPr>
+          <w:rFonts w:cs="Times New Roman"/>
+        </w:rPr>
+        <w:t xml:space="preserve"> status, with density ranging 3-fold (0.045-</w:t>
+      </w:r>
+      <w:r>
+        <w:rPr>
+          <w:rFonts w:cs="Times New Roman"/>
         </w:rPr>
         <w:lastRenderedPageBreak/>
-        <w:t>Discussion</w:t>
-      </w:r>
-      <w:r>
-        <w:rPr>
-          <w:rFonts w:ascii="Times New Roman" w:hAnsi="Times New Roman" w:cs="Times New Roman"/>
-          <w:noProof/>
-        </w:rPr>
-        <w:drawing>
-          <wp:inline distT="0" distB="0" distL="0" distR="0" wp14:anchorId="1CFE6154" wp14:editId="65E89573">
-            <wp:extent cx="5943600" cy="4454832"/>
-            <wp:effectExtent l="0" t="0" r="0" b="0"/>
-            <wp:docPr id="10" name="Picture 10"/>
-            <wp:cNvGraphicFramePr>
-              <a:graphicFrameLocks xmlns:a="http://schemas.openxmlformats.org/drawingml/2006/main" noChangeAspect="1"/>
-            </wp:cNvGraphicFramePr>
-            <a:graphic xmlns:a="http://schemas.openxmlformats.org/drawingml/2006/main">
-              <a:graphicData uri="http://schemas.openxmlformats.org/drawingml/2006/picture">
-                <pic:pic xmlns:pic="http://schemas.openxmlformats.org/drawingml/2006/picture">
-                  <pic:nvPicPr>
-                    <pic:cNvPr id="0" name="Figure_6_MetS_Effects_Stratified.png"/>
-                    <pic:cNvPicPr/>
-                  </pic:nvPicPr>
-                  <pic:blipFill>
-                    <a:blip r:embed="rId7"/>
-                    <a:stretch>
-                      <a:fillRect/>
-                    </a:stretch>
-                  </pic:blipFill>
-                  <pic:spPr>
-                    <a:xfrm>
-                      <a:off x="0" y="0"/>
-                      <a:ext cx="5943600" cy="4454832"/>
-                    </a:xfrm>
-                    <a:prstGeom prst="rect">
-                      <a:avLst/>
-                    </a:prstGeom>
-                  </pic:spPr>
-                </pic:pic>
-              </a:graphicData>
-            </a:graphic>
-          </wp:inline>
-        </w:drawing>
+        <w:t>0.136), refuting the assumption of uniform dietary patterns; (3) Partial correlations reveal conditional dependencies invisible to simple co-occurrence approaches, including negative substitution patterns. These findings advance dietary network science by demonstrating that GGM can identify realistic intervention targets grounded in actual consumption patterns while revealing group-specific priorities for personalized nutrition.</w:t>
       </w:r>
     </w:p>
     <w:p>
       <w:pPr>
         <w:pStyle w:val="21"/>
-        <w:spacing w:after="240" w:line="360" w:lineRule="auto"/>
         <w:rPr>
           <w:rFonts w:ascii="Times New Roman" w:hAnsi="Times New Roman" w:cs="Times New Roman"/>
         </w:rPr>
       </w:pPr>
       <w:r>
         <w:rPr>
-          <w:rFonts w:ascii="Times New Roman" w:hAnsi="Times New Roman"/>
-          <w:sz w:val="20"/>
-        </w:rPr>
-        <w:lastRenderedPageBreak/>
-        <w:t>Figure 6. Sex-Age Stratified MetS Effects on Dietary Network Structure. (A) Heatmap showing network metric differences between MetS(+) and MetS(-) groups within each sex-age stratum. Red indicates higher values in MetS(+), blue indicates higher values in MetS(-). Middle-aged males show strongest connectivity increase (+3 edges) and modularity decrease (-0.141) in MetS(+). (B) MetS-specific hub foods displayed for each demographic group, showing risk foods appearing uniquely in MetS(+) (red bars with food names) and protective foods appearing uniquely in MetS(-) (green bars with food names). Middle-aged males exhibit strongest differentiation with high-fat meat and processed foods in MetS(+) versus vegetables and fruits in MetS(-). Older males show sugar-sweetened beverages in MetS(+) versus vegetables in MetS(-). Older females show grain products uniquely in MetS(+). Young males and middle-aged females show no unique hub differentiation. (C) Network complexity landscape plotting connectivity (edges) against modularity, with point size representing sample size. MetS(+) groups (red circles) cluster toward higher connectivity and lower modularity compared to MetS(-) groups (blue squares), indicating more densely interconnected and less segmented dietary patterns. (D) Intervention difficulty index calculated from network complexity metrics (Δ edges, Δ modularity) and risk hub counts. Middle-aged males and older females show highest intervention difficulty (red bars, score &gt;40), requiring multi-food interventions due to complex network structure. Young males show lowest difficulty (green bar, score &lt;20), amenable to portion control strategies. Color coding: red = high difficulty (&gt;40), orange = medium (20-40), green = low (&lt;20).</w:t>
+          <w:rFonts w:ascii="Times New Roman" w:hAnsi="Times New Roman" w:cs="Times New Roman"/>
+        </w:rPr>
+        <w:t>Comparison with Co-occurrence Networks</w:t>
       </w:r>
     </w:p>
     <w:p>
@@ -1157,21 +1088,7 @@
         <w:rPr>
           <w:rFonts w:cs="Times New Roman"/>
         </w:rPr>
-        <w:t xml:space="preserve">This stratified GGM analysis of 22,964 Korean adults revealed critical insights into actual dietary network structures that challenge conventional nutritional assumptions. Three key findings emerged: (1) Processed and fried foods—not recommended healthy foods—consistently occupy central hub positions across demographic and metabolic subgroups; (2) Network topology varies substantially by age, sex, and </w:t>
-      </w:r>
-      <w:proofErr w:type="spellStart"/>
-      <w:r>
-        <w:rPr>
-          <w:rFonts w:cs="Times New Roman"/>
-        </w:rPr>
-        <w:t>MetS</w:t>
-      </w:r>
-      <w:proofErr w:type="spellEnd"/>
-      <w:r>
-        <w:rPr>
-          <w:rFonts w:cs="Times New Roman"/>
-        </w:rPr>
-        <w:t xml:space="preserve"> status, with density ranging 3-fold (0.045-0.136), refuting the assumption of uniform dietary patterns; (3) Partial correlations reveal conditional dependencies invisible to simple co-occurrence approaches, including negative substitution patterns. These findings advance dietary network science by demonstrating that GGM can identify realistic intervention targets grounded in actual consumption patterns while revealing group-specific priorities for personalized nutrition.</w:t>
+        <w:t>Our GGM approach yielded markedly different results from simple co-occurrence networks. Prior co-occurrence analysis of the same population (unpublished data) identified vegetables, protein foods, and grain products as universal hubs with uniform network topology (20 edges, density=0.303 across all groups). In contrast, GGM revealed: (1) substantially sparser networks (3-9 edges) reflecting genuine conditional dependencies; (2) processed and fried foods as central hubs, not traditional healthy foods; and (3) meaningful network topology variation across groups. This discrepancy illustrates how co-occurrence conflates direct relationships with spurious associations arising from confounding. For example, vegetables may co-occur with protein foods through shared meal contexts, but GGM reveals limited direct conditional dependency when controlling for other foods. This methodological advance provides more accurate targets for dietary intervention.</w:t>
       </w:r>
     </w:p>
     <w:p>
@@ -1185,7 +1102,7 @@
         <w:rPr>
           <w:rFonts w:ascii="Times New Roman" w:hAnsi="Times New Roman" w:cs="Times New Roman"/>
         </w:rPr>
-        <w:t>Comparison with Co-occurrence Networks</w:t>
+        <w:t>Implications for Dietary Guidelines</w:t>
       </w:r>
     </w:p>
     <w:p>
@@ -1199,14 +1116,7 @@
         <w:rPr>
           <w:rFonts w:cs="Times New Roman"/>
         </w:rPr>
-        <w:t xml:space="preserve">Our GGM approach yielded markedly different results from simple co-occurrence networks. Prior co-occurrence analysis of the same population (unpublished data) identified vegetables, protein foods, and grain products as universal hubs with uniform network topology (20 edges, density=0.303 across all groups). In contrast, GGM revealed: (1) substantially sparser networks (3-9 edges) reflecting genuine conditional dependencies; (2) processed and fried foods as central </w:t>
-      </w:r>
-      <w:r>
-        <w:rPr>
-          <w:rFonts w:cs="Times New Roman"/>
-        </w:rPr>
-        <w:lastRenderedPageBreak/>
-        <w:t>hubs, not traditional healthy foods; and (3) meaningful network topology variation across groups. This discrepancy illustrates how co-occurrence conflates direct relationships with spurious associations arising from confounding. For example, vegetables may co-occur with protein foods through shared meal contexts, but GGM reveals limited direct conditional dependency when controlling for other foods. This methodological advance provides more accurate targets for dietary intervention.</w:t>
+        <w:t>The dominance of processed and fried foods as network hubs reveals a sobering disconnect between dietary guidelines and actual consumption patterns in the Korean population. Rather than the recommended vegetables-grains-protein triad, actual dietary networks center on processed-protein-fried foods. This finding has two implications: (1) Population-level interventions should prioritize reducing processed and fried food consumption, as their central network positions suggest that changes in these foods will cascade through connected dietary patterns; (2) Simply promoting healthy food consumption may be insufficient if it fails to displace existing hub foods. Successful interventions may require active substitution strategies that replace processed/fried food hubs with healthier alternatives rather than merely adding recommended foods to existing patterns.</w:t>
       </w:r>
     </w:p>
     <w:p>
@@ -1220,7 +1130,8 @@
         <w:rPr>
           <w:rFonts w:ascii="Times New Roman" w:hAnsi="Times New Roman" w:cs="Times New Roman"/>
         </w:rPr>
-        <w:t>Implications for Dietary Guidelines</w:t>
+        <w:lastRenderedPageBreak/>
+        <w:t>Clinical Implications for Personalized Nutrition</w:t>
       </w:r>
     </w:p>
     <w:p>
@@ -1234,21 +1145,127 @@
         <w:rPr>
           <w:rFonts w:cs="Times New Roman"/>
         </w:rPr>
-        <w:t>The dominance of processed and fried foods as network hubs reveals a sobering disconnect between dietary guidelines and actual consumption patterns in the Korean population. Rather than the recommended vegetables-grains-protein triad, actual dietary networks center on processed-protein-fried foods. This finding has two implications: (1) Population-level interventions should prioritize reducing processed and fried food consumption, as their central network positions suggest that changes in these foods will cascade through connected dietary patterns; (2) Simply promoting healthy food consumption may be insufficient if it fails to displace existing hub foods. Successful interventions may require active substitution strategies that replace processed/fried food hubs with healthier alternatives rather than merely adding recommended foods to existing patterns.</w:t>
+        <w:t xml:space="preserve">The </w:t>
+      </w:r>
+      <w:proofErr w:type="spellStart"/>
+      <w:r>
+        <w:rPr>
+          <w:rFonts w:cs="Times New Roman"/>
+        </w:rPr>
+        <w:t>MetS</w:t>
+      </w:r>
+      <w:proofErr w:type="spellEnd"/>
+      <w:r>
+        <w:rPr>
+          <w:rFonts w:cs="Times New Roman"/>
+        </w:rPr>
+        <w:t xml:space="preserve">-stratified hub analysis enables a comprehensive three-tiered intervention framework combining universal, </w:t>
+      </w:r>
+      <w:proofErr w:type="spellStart"/>
+      <w:r>
+        <w:rPr>
+          <w:rFonts w:cs="Times New Roman"/>
+        </w:rPr>
+        <w:t>MetS</w:t>
+      </w:r>
+      <w:proofErr w:type="spellEnd"/>
+      <w:r>
+        <w:rPr>
+          <w:rFonts w:cs="Times New Roman"/>
+        </w:rPr>
+        <w:t>-specific, and group-specific strategies. Universal targets include processed foods (90.9% hub frequency) and fried foods (81.8% hub frequency), which should be reduced across all demographic groups regardless of metabolic status. These foods occupy central network positions, suggesting that interventions targeting them will cascade through connected dietary patterns.</w:t>
       </w:r>
     </w:p>
     <w:p>
       <w:pPr>
-        <w:pStyle w:val="21"/>
-        <w:rPr>
-          <w:rFonts w:ascii="Times New Roman" w:hAnsi="Times New Roman" w:cs="Times New Roman"/>
-        </w:rPr>
-      </w:pPr>
-      <w:r>
-        <w:rPr>
-          <w:rFonts w:ascii="Times New Roman" w:hAnsi="Times New Roman" w:cs="Times New Roman"/>
-        </w:rPr>
-        <w:t>Clinical Implications for Personalized Nutrition</w:t>
+        <w:spacing w:after="120" w:line="360" w:lineRule="auto"/>
+        <w:rPr>
+          <w:rFonts w:cs="Times New Roman"/>
+        </w:rPr>
+      </w:pPr>
+      <w:proofErr w:type="spellStart"/>
+      <w:r>
+        <w:rPr>
+          <w:rFonts w:cs="Times New Roman"/>
+        </w:rPr>
+        <w:t>MetS</w:t>
+      </w:r>
+      <w:proofErr w:type="spellEnd"/>
+      <w:r>
+        <w:rPr>
+          <w:rFonts w:cs="Times New Roman"/>
+        </w:rPr>
+        <w:t xml:space="preserve">-specific interventions should prioritize fried food reduction in </w:t>
+      </w:r>
+      <w:proofErr w:type="spellStart"/>
+      <w:r>
+        <w:rPr>
+          <w:rFonts w:cs="Times New Roman"/>
+        </w:rPr>
+        <w:t>MetS</w:t>
+      </w:r>
+      <w:proofErr w:type="spellEnd"/>
+      <w:r>
+        <w:rPr>
+          <w:rFonts w:cs="Times New Roman"/>
+        </w:rPr>
+        <w:t xml:space="preserve">+ patients (100% hub frequency vs 66.7% in </w:t>
+      </w:r>
+      <w:proofErr w:type="spellStart"/>
+      <w:r>
+        <w:rPr>
+          <w:rFonts w:cs="Times New Roman"/>
+        </w:rPr>
+        <w:t>MetS</w:t>
+      </w:r>
+      <w:proofErr w:type="spellEnd"/>
+      <w:r>
+        <w:rPr>
+          <w:rFonts w:cs="Times New Roman"/>
+        </w:rPr>
+        <w:t xml:space="preserve">-), focusing on cooking method modification (grilling instead of frying) and portion control. This represents a primary leverage point for </w:t>
+      </w:r>
+      <w:proofErr w:type="spellStart"/>
+      <w:r>
+        <w:rPr>
+          <w:rFonts w:cs="Times New Roman"/>
+        </w:rPr>
+        <w:t>MetS</w:t>
+      </w:r>
+      <w:proofErr w:type="spellEnd"/>
+      <w:r>
+        <w:rPr>
+          <w:rFonts w:cs="Times New Roman"/>
+        </w:rPr>
+        <w:t xml:space="preserve"> management. Conversely, </w:t>
+      </w:r>
+      <w:proofErr w:type="spellStart"/>
+      <w:r>
+        <w:rPr>
+          <w:rFonts w:cs="Times New Roman"/>
+        </w:rPr>
+        <w:t>MetS</w:t>
+      </w:r>
+      <w:proofErr w:type="spellEnd"/>
+      <w:r>
+        <w:rPr>
+          <w:rFonts w:cs="Times New Roman"/>
+        </w:rPr>
+        <w:t xml:space="preserve">- individuals should maintain protein-centric dietary patterns (100% hub frequency vs 40% in </w:t>
+      </w:r>
+      <w:proofErr w:type="spellStart"/>
+      <w:r>
+        <w:rPr>
+          <w:rFonts w:cs="Times New Roman"/>
+        </w:rPr>
+        <w:t>MetS</w:t>
+      </w:r>
+      <w:proofErr w:type="spellEnd"/>
+      <w:r>
+        <w:rPr>
+          <w:rFonts w:cs="Times New Roman"/>
+        </w:rPr>
+        <w:t>+), emphasizing high-quality protein sources (fish, lean meats, legumes) for metabolic health preservation. This protective pattern warrants positive reinforcement in healthy populations.</w:t>
       </w:r>
     </w:p>
     <w:p>
@@ -1262,7 +1279,7 @@
         <w:rPr>
           <w:rFonts w:cs="Times New Roman"/>
         </w:rPr>
-        <w:t xml:space="preserve">The </w:t>
+        <w:t xml:space="preserve">Group-specific interventions address unique risk patterns: (1) Young adult males with </w:t>
       </w:r>
       <w:proofErr w:type="spellStart"/>
       <w:r>
@@ -1276,7 +1293,7 @@
         <w:rPr>
           <w:rFonts w:cs="Times New Roman"/>
         </w:rPr>
-        <w:t xml:space="preserve">-stratified hub analysis enables a comprehensive three-tiered intervention framework combining universal, </w:t>
+        <w:t xml:space="preserve">+ show vegetable hubs—an uncommon positive pattern suggesting intervention receptiveness; coaching should leverage this foundation while reducing fried food consumption. (2) Middle-aged females with </w:t>
       </w:r>
       <w:proofErr w:type="spellStart"/>
       <w:r>
@@ -1290,7 +1307,35 @@
         <w:rPr>
           <w:rFonts w:cs="Times New Roman"/>
         </w:rPr>
-        <w:t>-specific, and group-specific strategies. Universal targets include processed foods (90.9% hub frequency) and fried foods (81.8% hub frequency), which should be reduced across all demographic groups regardless of metabolic status. These foods occupy central network positions, suggesting that interventions targeting them will cascade through connected dietary patterns.</w:t>
+        <w:t xml:space="preserve">+ exhibit sweet food hubs uniquely in this group, requiring gender-specific interventions addressing possible hormonal influences on dietary preferences during menopausal transition. (3) Elderly males with </w:t>
+      </w:r>
+      <w:proofErr w:type="spellStart"/>
+      <w:r>
+        <w:rPr>
+          <w:rFonts w:cs="Times New Roman"/>
+        </w:rPr>
+        <w:t>MetS</w:t>
+      </w:r>
+      <w:proofErr w:type="spellEnd"/>
+      <w:r>
+        <w:rPr>
+          <w:rFonts w:cs="Times New Roman"/>
+        </w:rPr>
+        <w:t xml:space="preserve">+ show sugar-sweetened beverage hubs, representing critical diabetes risk requiring immediate beverage restriction. (4) Elderly females without </w:t>
+      </w:r>
+      <w:proofErr w:type="spellStart"/>
+      <w:r>
+        <w:rPr>
+          <w:rFonts w:cs="Times New Roman"/>
+        </w:rPr>
+        <w:t>MetS</w:t>
+      </w:r>
+      <w:proofErr w:type="spellEnd"/>
+      <w:r>
+        <w:rPr>
+          <w:rFonts w:cs="Times New Roman"/>
+        </w:rPr>
+        <w:t xml:space="preserve"> demonstrate the exemplary pattern (protein-vegetable hubs, sparsest network), serving as the aspirational target for all other groups.</w:t>
       </w:r>
     </w:p>
     <w:p>
@@ -1300,6 +1345,12 @@
           <w:rFonts w:cs="Times New Roman"/>
         </w:rPr>
       </w:pPr>
+      <w:r>
+        <w:rPr>
+          <w:rFonts w:cs="Times New Roman"/>
+        </w:rPr>
+        <w:t xml:space="preserve">This evidence-based personalization framework moves beyond generic dietary guidelines to address actual consumption patterns revealed through conditional dependency analysis. Clinical decision trees incorporating age, sex, and </w:t>
+      </w:r>
       <w:proofErr w:type="spellStart"/>
       <w:r>
         <w:rPr>
@@ -1312,154 +1363,22 @@
         <w:rPr>
           <w:rFonts w:cs="Times New Roman"/>
         </w:rPr>
-        <w:t xml:space="preserve">-specific interventions should prioritize fried food reduction in </w:t>
-      </w:r>
-      <w:proofErr w:type="spellStart"/>
-      <w:r>
-        <w:rPr>
-          <w:rFonts w:cs="Times New Roman"/>
-        </w:rPr>
-        <w:t>MetS</w:t>
-      </w:r>
-      <w:proofErr w:type="spellEnd"/>
-      <w:r>
-        <w:rPr>
-          <w:rFonts w:cs="Times New Roman"/>
-        </w:rPr>
-        <w:t xml:space="preserve">+ patients (100% hub frequency vs 66.7% in </w:t>
-      </w:r>
-      <w:proofErr w:type="spellStart"/>
-      <w:r>
-        <w:rPr>
-          <w:rFonts w:cs="Times New Roman"/>
-        </w:rPr>
-        <w:t>MetS</w:t>
-      </w:r>
-      <w:proofErr w:type="spellEnd"/>
-      <w:r>
-        <w:rPr>
-          <w:rFonts w:cs="Times New Roman"/>
-        </w:rPr>
-        <w:t xml:space="preserve">-), focusing on cooking method modification (grilling instead of frying) and portion control. This represents a primary leverage point for </w:t>
-      </w:r>
-      <w:proofErr w:type="spellStart"/>
-      <w:r>
-        <w:rPr>
-          <w:rFonts w:cs="Times New Roman"/>
-        </w:rPr>
-        <w:t>MetS</w:t>
-      </w:r>
-      <w:proofErr w:type="spellEnd"/>
-      <w:r>
-        <w:rPr>
-          <w:rFonts w:cs="Times New Roman"/>
-        </w:rPr>
-        <w:t xml:space="preserve"> management. Conversely, </w:t>
-      </w:r>
-      <w:proofErr w:type="spellStart"/>
-      <w:r>
-        <w:rPr>
-          <w:rFonts w:cs="Times New Roman"/>
-        </w:rPr>
-        <w:t>MetS</w:t>
-      </w:r>
-      <w:proofErr w:type="spellEnd"/>
-      <w:r>
-        <w:rPr>
-          <w:rFonts w:cs="Times New Roman"/>
-        </w:rPr>
-        <w:t xml:space="preserve">- individuals should maintain protein-centric dietary patterns (100% hub frequency vs 40% in </w:t>
-      </w:r>
-      <w:proofErr w:type="spellStart"/>
-      <w:r>
-        <w:rPr>
-          <w:rFonts w:cs="Times New Roman"/>
-        </w:rPr>
-        <w:t>MetS</w:t>
-      </w:r>
-      <w:proofErr w:type="spellEnd"/>
-      <w:r>
-        <w:rPr>
-          <w:rFonts w:cs="Times New Roman"/>
-        </w:rPr>
-        <w:t xml:space="preserve">+), emphasizing high-quality protein sources (fish, lean meats, </w:t>
-      </w:r>
-      <w:r>
-        <w:rPr>
-          <w:rFonts w:cs="Times New Roman"/>
-        </w:rPr>
-        <w:lastRenderedPageBreak/>
-        <w:t>legumes) for metabolic health preservation. This protective pattern warrants positive reinforcement in healthy populations.</w:t>
+        <w:t xml:space="preserve"> status can guide practitioners in selecting appropriate intervention priorities and realistic behavior change targets for individual patients (see Supplementary Figure S4 and Table S5).</w:t>
       </w:r>
     </w:p>
     <w:p>
       <w:pPr>
-        <w:spacing w:after="120" w:line="360" w:lineRule="auto"/>
-        <w:rPr>
-          <w:rFonts w:cs="Times New Roman"/>
-        </w:rPr>
-      </w:pPr>
-      <w:r>
-        <w:rPr>
-          <w:rFonts w:cs="Times New Roman"/>
-        </w:rPr>
-        <w:t xml:space="preserve">Group-specific interventions address unique risk patterns: (1) Young adult males with </w:t>
-      </w:r>
-      <w:proofErr w:type="spellStart"/>
-      <w:r>
-        <w:rPr>
-          <w:rFonts w:cs="Times New Roman"/>
-        </w:rPr>
-        <w:t>MetS</w:t>
-      </w:r>
-      <w:proofErr w:type="spellEnd"/>
-      <w:r>
-        <w:rPr>
-          <w:rFonts w:cs="Times New Roman"/>
-        </w:rPr>
-        <w:t xml:space="preserve">+ show vegetable hubs—an uncommon positive pattern suggesting intervention receptiveness; coaching should leverage this foundation while reducing fried food consumption. (2) Middle-aged females with </w:t>
-      </w:r>
-      <w:proofErr w:type="spellStart"/>
-      <w:r>
-        <w:rPr>
-          <w:rFonts w:cs="Times New Roman"/>
-        </w:rPr>
-        <w:t>MetS</w:t>
-      </w:r>
-      <w:proofErr w:type="spellEnd"/>
-      <w:r>
-        <w:rPr>
-          <w:rFonts w:cs="Times New Roman"/>
-        </w:rPr>
-        <w:t xml:space="preserve">+ exhibit sweet food hubs uniquely in this group, requiring gender-specific interventions addressing possible hormonal influences on dietary preferences during menopausal transition. (3) Elderly males with </w:t>
-      </w:r>
-      <w:proofErr w:type="spellStart"/>
-      <w:r>
-        <w:rPr>
-          <w:rFonts w:cs="Times New Roman"/>
-        </w:rPr>
-        <w:t>MetS</w:t>
-      </w:r>
-      <w:proofErr w:type="spellEnd"/>
-      <w:r>
-        <w:rPr>
-          <w:rFonts w:cs="Times New Roman"/>
-        </w:rPr>
-        <w:t xml:space="preserve">+ show sugar-sweetened beverage hubs, representing critical diabetes risk requiring immediate beverage restriction. (4) Elderly females without </w:t>
-      </w:r>
-      <w:proofErr w:type="spellStart"/>
-      <w:r>
-        <w:rPr>
-          <w:rFonts w:cs="Times New Roman"/>
-        </w:rPr>
-        <w:t>MetS</w:t>
-      </w:r>
-      <w:proofErr w:type="spellEnd"/>
-      <w:r>
-        <w:rPr>
-          <w:rFonts w:cs="Times New Roman"/>
-        </w:rPr>
-        <w:t xml:space="preserve"> demonstrate the exemplary pattern (protein-vegetable hubs, sparsest network), serving as the aspirational target for all other groups.</w:t>
+        <w:pStyle w:val="21"/>
+        <w:rPr>
+          <w:rFonts w:ascii="Times New Roman" w:hAnsi="Times New Roman" w:cs="Times New Roman"/>
+        </w:rPr>
+      </w:pPr>
+      <w:r>
+        <w:rPr>
+          <w:rFonts w:ascii="Times New Roman" w:hAnsi="Times New Roman" w:cs="Times New Roman"/>
+        </w:rPr>
+        <w:lastRenderedPageBreak/>
+        <w:t>Methodological Considerations</w:t>
       </w:r>
     </w:p>
     <w:p>
@@ -1473,21 +1392,21 @@
         <w:rPr>
           <w:rFonts w:cs="Times New Roman"/>
         </w:rPr>
-        <w:t xml:space="preserve">This evidence-based personalization framework moves beyond generic dietary guidelines to address actual consumption patterns revealed through conditional dependency analysis. Clinical decision trees incorporating age, sex, and </w:t>
+        <w:t xml:space="preserve">We chose SGCGM with graphical lasso for several methodological advantages: (1) Partial correlations control for confounding, revealing genuine conditional dependencies rather than spurious co-occurrence; (2) Rank-based transformations accommodate non-normal dietary distributions without parametric assumptions; (3) Cross-validated regularization provides data-driven edge selection rather than arbitrary thresholds; (4) Sparsity encourages interpretable networks by removing weak connections while retaining strong conditional dependencies. Alternative approaches include neighborhood selection via nodewise regression or nonparanormal SKEPTIC for larger networks, but our sample sizes supported full precision matrix estimation. The continuous score analysis (not binarized) preserved information and enabled partial correlation estimation, unlike co-occurrence approaches requiring arbitrary </w:t>
       </w:r>
       <w:proofErr w:type="spellStart"/>
       <w:r>
         <w:rPr>
           <w:rFonts w:cs="Times New Roman"/>
         </w:rPr>
-        <w:t>MetS</w:t>
+        <w:t>cutpoints</w:t>
       </w:r>
       <w:proofErr w:type="spellEnd"/>
       <w:r>
         <w:rPr>
           <w:rFonts w:cs="Times New Roman"/>
         </w:rPr>
-        <w:t xml:space="preserve"> status can guide practitioners in selecting appropriate intervention priorities and realistic behavior change targets for individual patients (see Supplementary Figure S4 and Table S5).</w:t>
+        <w:t>.</w:t>
       </w:r>
     </w:p>
     <w:p>
@@ -1501,7 +1420,7 @@
         <w:rPr>
           <w:rFonts w:ascii="Times New Roman" w:hAnsi="Times New Roman" w:cs="Times New Roman"/>
         </w:rPr>
-        <w:t>Methodological Considerations</w:t>
+        <w:t>Strengths and Limitations</w:t>
       </w:r>
     </w:p>
     <w:p>
@@ -1515,21 +1434,35 @@
         <w:rPr>
           <w:rFonts w:cs="Times New Roman"/>
         </w:rPr>
-        <w:t xml:space="preserve">We chose SGCGM with graphical lasso for several methodological advantages: (1) Partial correlations control for confounding, revealing genuine conditional dependencies rather than spurious co-occurrence; (2) Rank-based transformations accommodate non-normal dietary distributions without parametric assumptions; (3) Cross-validated regularization provides data-driven edge selection rather than arbitrary thresholds; (4) Sparsity encourages interpretable networks by removing weak connections while retaining strong conditional dependencies. Alternative approaches include neighborhood selection via nodewise regression or nonparanormal SKEPTIC for larger networks, but our sample sizes supported full precision matrix estimation. The continuous score analysis (not binarized) preserved information and enabled partial correlation estimation, unlike co-occurrence approaches requiring arbitrary </w:t>
+        <w:t>Strengths include the large, nationally representative sample; comprehensive stratification strategy; state-of-the-art GGM methodology with cross-validated regularization; and multiple centrality metrics providing convergent evidence. The continuous score analysis preserves information lost in binarization. Limitations merit consideration. First, the cross-sectional design precludes causal inference regarding diet-</w:t>
       </w:r>
       <w:proofErr w:type="spellStart"/>
       <w:r>
         <w:rPr>
           <w:rFonts w:cs="Times New Roman"/>
         </w:rPr>
-        <w:t>cutpoints</w:t>
+        <w:t>MetS</w:t>
       </w:r>
       <w:proofErr w:type="spellEnd"/>
       <w:r>
         <w:rPr>
           <w:rFonts w:cs="Times New Roman"/>
         </w:rPr>
-        <w:t>.</w:t>
+        <w:t xml:space="preserve"> relationships or network formation processes. Second, food frequency questionnaires are subject to recall bias and may not capture meal-specific contexts. Third, our 12-food group classification aggregates heterogeneous foods (e.g., "processed foods" encompasses diverse products), potentially masking finer-grained patterns. Fourth, the female young adult </w:t>
+      </w:r>
+      <w:proofErr w:type="spellStart"/>
+      <w:r>
+        <w:rPr>
+          <w:rFonts w:cs="Times New Roman"/>
+        </w:rPr>
+        <w:t>MetS</w:t>
+      </w:r>
+      <w:proofErr w:type="spellEnd"/>
+      <w:r>
+        <w:rPr>
+          <w:rFonts w:cs="Times New Roman"/>
+        </w:rPr>
+        <w:t>+ group was excluded due to small sample size, limiting generalizability to this stratum. Fifth, while SGCGM accommodates non-normality, it assumes Gaussian copulas that may not capture all dependency structures. Finally, our minimum partial correlation threshold (0.10) represents a pragmatic balance between connectivity and interpretability but remains somewhat arbitrary.</w:t>
       </w:r>
     </w:p>
     <w:p>
@@ -1543,27 +1476,36 @@
         <w:rPr>
           <w:rFonts w:ascii="Times New Roman" w:hAnsi="Times New Roman" w:cs="Times New Roman"/>
         </w:rPr>
-        <w:lastRenderedPageBreak/>
-        <w:t>Strengths and Limitations</w:t>
+        <w:t>Conclusions</w:t>
       </w:r>
     </w:p>
     <w:p>
       <w:pPr>
-        <w:spacing w:after="120" w:line="360" w:lineRule="auto"/>
-        <w:rPr>
-          <w:rFonts w:cs="Times New Roman"/>
-        </w:rPr>
-      </w:pPr>
-      <w:r>
-        <w:rPr>
-          <w:rFonts w:cs="Times New Roman"/>
-        </w:rPr>
-        <w:t>Strengths include the large, nationally representative sample; comprehensive stratification strategy; state-of-the-art GGM methodology with cross-validated regularization; and multiple centrality metrics providing convergent evidence. The continuous score analysis preserves information lost in binarization. Limitations merit consideration. First, the cross-sectional design precludes causal inference regarding diet-</w:t>
+        <w:spacing w:before="240" w:after="120" w:line="360" w:lineRule="auto"/>
+        <w:rPr>
+          <w:rFonts w:cs="Times New Roman"/>
+        </w:rPr>
+      </w:pPr>
+      <w:r>
+        <w:rPr>
+          <w:rFonts w:cs="Times New Roman"/>
+          <w:b/>
+        </w:rPr>
+        <w:t xml:space="preserve">Gaussian graphical model analysis reveals that processed and fried foods, not traditionally recommended healthy foods, constitute the central hub structure of actual dietary networks in Korean adults. While this processed-protein-fried triad provides robust targets </w:t>
+      </w:r>
+      <w:r>
+        <w:rPr>
+          <w:rFonts w:cs="Times New Roman"/>
+          <w:b/>
+        </w:rPr>
+        <w:lastRenderedPageBreak/>
+        <w:t xml:space="preserve">for population-wide interventions, </w:t>
       </w:r>
       <w:proofErr w:type="spellStart"/>
       <w:r>
         <w:rPr>
           <w:rFonts w:cs="Times New Roman"/>
+          <w:b/>
         </w:rPr>
         <w:t>MetS</w:t>
       </w:r>
@@ -1571,13 +1513,15 @@
       <w:r>
         <w:rPr>
           <w:rFonts w:cs="Times New Roman"/>
-        </w:rPr>
-        <w:t xml:space="preserve"> relationships or network formation processes. Second, food frequency questionnaires are subject to recall bias and may not capture meal-specific contexts. Third, our 12-food group classification aggregates heterogeneous foods (e.g., "processed foods" encompasses diverse products), potentially masking finer-grained patterns. Fourth, the female young adult </w:t>
+          <w:b/>
+        </w:rPr>
+        <w:t xml:space="preserve">-stratified analysis uncovers clinically actionable differentiation: fried foods universal in </w:t>
       </w:r>
       <w:proofErr w:type="spellStart"/>
       <w:r>
         <w:rPr>
           <w:rFonts w:cs="Times New Roman"/>
+          <w:b/>
         </w:rPr>
         <w:t>MetS</w:t>
       </w:r>
@@ -1585,291 +1529,156 @@
       <w:r>
         <w:rPr>
           <w:rFonts w:cs="Times New Roman"/>
-        </w:rPr>
-        <w:t>+ group was excluded due to small sample size, limiting generalizability to this stratum. Fifth, while SGCGM accommodates non-normality, it assumes Gaussian copulas that may not capture all dependency structures. Finally, our minimum partial correlation threshold (0.10) represents a pragmatic balance between connectivity and interpretability but remains somewhat arbitrary.</w:t>
+          <w:b/>
+        </w:rPr>
+        <w:t xml:space="preserve">+ (100%) but less frequent in </w:t>
+      </w:r>
+      <w:proofErr w:type="spellStart"/>
+      <w:r>
+        <w:rPr>
+          <w:rFonts w:cs="Times New Roman"/>
+          <w:b/>
+        </w:rPr>
+        <w:t>MetS</w:t>
+      </w:r>
+      <w:proofErr w:type="spellEnd"/>
+      <w:r>
+        <w:rPr>
+          <w:rFonts w:cs="Times New Roman"/>
+          <w:b/>
+        </w:rPr>
+        <w:t xml:space="preserve">- (66.7%), while protein foods show the inverse pattern (100% in </w:t>
+      </w:r>
+      <w:proofErr w:type="spellStart"/>
+      <w:r>
+        <w:rPr>
+          <w:rFonts w:cs="Times New Roman"/>
+          <w:b/>
+        </w:rPr>
+        <w:t>MetS</w:t>
+      </w:r>
+      <w:proofErr w:type="spellEnd"/>
+      <w:r>
+        <w:rPr>
+          <w:rFonts w:cs="Times New Roman"/>
+          <w:b/>
+        </w:rPr>
+        <w:t xml:space="preserve">- vs 40% in </w:t>
+      </w:r>
+      <w:proofErr w:type="spellStart"/>
+      <w:r>
+        <w:rPr>
+          <w:rFonts w:cs="Times New Roman"/>
+          <w:b/>
+        </w:rPr>
+        <w:t>MetS</w:t>
+      </w:r>
+      <w:proofErr w:type="spellEnd"/>
+      <w:r>
+        <w:rPr>
+          <w:rFonts w:cs="Times New Roman"/>
+          <w:b/>
+        </w:rPr>
+        <w:t xml:space="preserve">+). Group-specific hubs—sweet foods in middle-aged </w:t>
+      </w:r>
+      <w:proofErr w:type="spellStart"/>
+      <w:r>
+        <w:rPr>
+          <w:rFonts w:cs="Times New Roman"/>
+          <w:b/>
+        </w:rPr>
+        <w:t>MetS</w:t>
+      </w:r>
+      <w:proofErr w:type="spellEnd"/>
+      <w:r>
+        <w:rPr>
+          <w:rFonts w:cs="Times New Roman"/>
+          <w:b/>
+        </w:rPr>
+        <w:t xml:space="preserve">+ women, sugar-sweetened beverages in elderly </w:t>
+      </w:r>
+      <w:proofErr w:type="spellStart"/>
+      <w:r>
+        <w:rPr>
+          <w:rFonts w:cs="Times New Roman"/>
+          <w:b/>
+        </w:rPr>
+        <w:t>MetS</w:t>
+      </w:r>
+      <w:proofErr w:type="spellEnd"/>
+      <w:r>
+        <w:rPr>
+          <w:rFonts w:cs="Times New Roman"/>
+          <w:b/>
+        </w:rPr>
+        <w:t xml:space="preserve">+ men, vegetables in select healthy groups—enable personalized intervention strategies. The exemplary pattern of elderly </w:t>
+      </w:r>
+      <w:proofErr w:type="spellStart"/>
+      <w:r>
+        <w:rPr>
+          <w:rFonts w:cs="Times New Roman"/>
+          <w:b/>
+        </w:rPr>
+        <w:t>MetS</w:t>
+      </w:r>
+      <w:proofErr w:type="spellEnd"/>
+      <w:r>
+        <w:rPr>
+          <w:rFonts w:cs="Times New Roman"/>
+          <w:b/>
+        </w:rPr>
+        <w:t>- women (protein-vegetable hubs, minimal network density) represents the aspirational target for dietary counseling.</w:t>
       </w:r>
     </w:p>
     <w:p>
       <w:pPr>
-        <w:pStyle w:val="21"/>
-        <w:rPr>
-          <w:rFonts w:ascii="Times New Roman" w:hAnsi="Times New Roman" w:cs="Times New Roman"/>
-        </w:rPr>
-      </w:pPr>
-      <w:r>
-        <w:rPr>
-          <w:rFonts w:ascii="Times New Roman" w:hAnsi="Times New Roman" w:cs="Times New Roman"/>
-        </w:rPr>
-        <w:t>Conclusions</w:t>
+        <w:spacing w:after="120" w:line="360" w:lineRule="auto"/>
+        <w:rPr>
+          <w:rFonts w:cs="Times New Roman"/>
+        </w:rPr>
+      </w:pPr>
+      <w:r>
+        <w:rPr>
+          <w:rFonts w:cs="Times New Roman"/>
+        </w:rPr>
+        <w:t xml:space="preserve">This three-tiered framework (universal + </w:t>
+      </w:r>
+      <w:proofErr w:type="spellStart"/>
+      <w:r>
+        <w:rPr>
+          <w:rFonts w:cs="Times New Roman"/>
+        </w:rPr>
+        <w:t>MetS</w:t>
+      </w:r>
+      <w:proofErr w:type="spellEnd"/>
+      <w:r>
+        <w:rPr>
+          <w:rFonts w:cs="Times New Roman"/>
+        </w:rPr>
+        <w:t xml:space="preserve">-specific + group-specific targets) advances precision nutrition by grounding interventions in actual consumption patterns rather than dietary guideline ideals. The substantial methodological improvement over co-occurrence networks—controlling for confounding through partial correlations—yields more accurate intervention targets based on genuine conditional dependencies. Future research should extend these methods to longitudinal data examining network stability and temporal dynamics, validate hub-focused interventions in randomized trials testing whether fried food reduction in </w:t>
+      </w:r>
+      <w:proofErr w:type="spellStart"/>
+      <w:r>
+        <w:rPr>
+          <w:rFonts w:cs="Times New Roman"/>
+        </w:rPr>
+        <w:t>MetS</w:t>
+      </w:r>
+      <w:proofErr w:type="spellEnd"/>
+      <w:r>
+        <w:rPr>
+          <w:rFonts w:cs="Times New Roman"/>
+        </w:rPr>
+        <w:t>+ patients improves metabolic outcomes, and investigate network-guided versus conventional dietary counseling effectiveness. The integration of GGM with nutritional epidemiology offers a promising framework for developing evidence-based, personalized dietary recommendations that reflect real-world dietary networks while identifying realistic, group-specific targets for behavior change.</w:t>
       </w:r>
     </w:p>
     <w:p>
       <w:pPr>
-        <w:spacing w:before="240" w:after="120" w:line="360" w:lineRule="auto"/>
-        <w:rPr>
-          <w:rFonts w:cs="Times New Roman"/>
-        </w:rPr>
-      </w:pPr>
-      <w:r>
-        <w:rPr>
-          <w:rFonts w:cs="Times New Roman"/>
-          <w:b/>
-        </w:rPr>
-        <w:t xml:space="preserve">Gaussian graphical model analysis reveals that processed and fried foods, not traditionally recommended healthy foods, constitute the central hub structure of actual dietary networks in Korean adults. While this processed-protein-fried triad provides robust targets for population-wide interventions, </w:t>
-      </w:r>
-      <w:proofErr w:type="spellStart"/>
-      <w:r>
-        <w:rPr>
-          <w:rFonts w:cs="Times New Roman"/>
-          <w:b/>
-        </w:rPr>
-        <w:t>MetS</w:t>
-      </w:r>
-      <w:proofErr w:type="spellEnd"/>
-      <w:r>
-        <w:rPr>
-          <w:rFonts w:cs="Times New Roman"/>
-          <w:b/>
-        </w:rPr>
-        <w:t xml:space="preserve">-stratified analysis uncovers clinically actionable differentiation: fried foods universal in </w:t>
-      </w:r>
-      <w:proofErr w:type="spellStart"/>
-      <w:r>
-        <w:rPr>
-          <w:rFonts w:cs="Times New Roman"/>
-          <w:b/>
-        </w:rPr>
-        <w:t>MetS</w:t>
-      </w:r>
-      <w:proofErr w:type="spellEnd"/>
-      <w:r>
-        <w:rPr>
-          <w:rFonts w:cs="Times New Roman"/>
-          <w:b/>
-        </w:rPr>
-        <w:t xml:space="preserve">+ (100%) but less frequent in </w:t>
-      </w:r>
-      <w:proofErr w:type="spellStart"/>
-      <w:r>
-        <w:rPr>
-          <w:rFonts w:cs="Times New Roman"/>
-          <w:b/>
-        </w:rPr>
-        <w:t>MetS</w:t>
-      </w:r>
-      <w:proofErr w:type="spellEnd"/>
-      <w:r>
-        <w:rPr>
-          <w:rFonts w:cs="Times New Roman"/>
-          <w:b/>
-        </w:rPr>
-        <w:t xml:space="preserve">- (66.7%), while protein foods show the inverse pattern (100% in </w:t>
-      </w:r>
-      <w:proofErr w:type="spellStart"/>
-      <w:r>
-        <w:rPr>
-          <w:rFonts w:cs="Times New Roman"/>
-          <w:b/>
-        </w:rPr>
-        <w:t>MetS</w:t>
-      </w:r>
-      <w:proofErr w:type="spellEnd"/>
-      <w:r>
-        <w:rPr>
-          <w:rFonts w:cs="Times New Roman"/>
-          <w:b/>
-        </w:rPr>
-        <w:t xml:space="preserve">- vs 40% in </w:t>
-      </w:r>
-      <w:proofErr w:type="spellStart"/>
-      <w:r>
-        <w:rPr>
-          <w:rFonts w:cs="Times New Roman"/>
-          <w:b/>
-        </w:rPr>
-        <w:t>MetS</w:t>
-      </w:r>
-      <w:proofErr w:type="spellEnd"/>
-      <w:r>
-        <w:rPr>
-          <w:rFonts w:cs="Times New Roman"/>
-          <w:b/>
-        </w:rPr>
-        <w:t xml:space="preserve">+). Group-specific hubs—sweet foods in middle-aged </w:t>
-      </w:r>
-      <w:proofErr w:type="spellStart"/>
-      <w:r>
-        <w:rPr>
-          <w:rFonts w:cs="Times New Roman"/>
-          <w:b/>
-        </w:rPr>
-        <w:t>MetS</w:t>
-      </w:r>
-      <w:proofErr w:type="spellEnd"/>
-      <w:r>
-        <w:rPr>
-          <w:rFonts w:cs="Times New Roman"/>
-          <w:b/>
-        </w:rPr>
-        <w:t xml:space="preserve">+ women, sugar-sweetened beverages in elderly </w:t>
-      </w:r>
-      <w:proofErr w:type="spellStart"/>
-      <w:r>
-        <w:rPr>
-          <w:rFonts w:cs="Times New Roman"/>
-          <w:b/>
-        </w:rPr>
-        <w:t>MetS</w:t>
-      </w:r>
-      <w:proofErr w:type="spellEnd"/>
-      <w:r>
-        <w:rPr>
-          <w:rFonts w:cs="Times New Roman"/>
-          <w:b/>
-        </w:rPr>
-        <w:t xml:space="preserve">+ men, vegetables in select healthy groups—enable personalized intervention strategies. The exemplary pattern of elderly </w:t>
-      </w:r>
-      <w:proofErr w:type="spellStart"/>
-      <w:r>
-        <w:rPr>
-          <w:rFonts w:cs="Times New Roman"/>
-          <w:b/>
-        </w:rPr>
-        <w:t>MetS</w:t>
-      </w:r>
-      <w:proofErr w:type="spellEnd"/>
-      <w:r>
-        <w:rPr>
-          <w:rFonts w:cs="Times New Roman"/>
-          <w:b/>
-        </w:rPr>
-        <w:t>- women (protein-vegetable hubs, minimal network density) represents the aspirational target for dietary counseling.</w:t>
-      </w:r>
-    </w:p>
-    <w:p>
-      <w:pPr>
         <w:spacing w:after="120" w:line="360" w:lineRule="auto"/>
         <w:rPr>
           <w:rFonts w:cs="Times New Roman"/>
         </w:rPr>
       </w:pPr>
-      <w:r>
-        <w:rPr>
-          <w:rFonts w:cs="Times New Roman"/>
-        </w:rPr>
-        <w:t xml:space="preserve">This three-tiered framework (universal + </w:t>
-      </w:r>
-      <w:proofErr w:type="spellStart"/>
-      <w:r>
-        <w:rPr>
-          <w:rFonts w:cs="Times New Roman"/>
-        </w:rPr>
-        <w:t>MetS</w:t>
-      </w:r>
-      <w:proofErr w:type="spellEnd"/>
-      <w:r>
-        <w:rPr>
-          <w:rFonts w:cs="Times New Roman"/>
-        </w:rPr>
-        <w:t xml:space="preserve">-specific + group-specific targets) advances precision nutrition by grounding interventions in actual consumption patterns rather than dietary guideline ideals. The substantial methodological improvement over co-occurrence networks—controlling for confounding through partial correlations—yields more accurate intervention targets based on genuine conditional dependencies. Future research should extend these methods </w:t>
-      </w:r>
-      <w:r>
-        <w:rPr>
-          <w:rFonts w:cs="Times New Roman"/>
-        </w:rPr>
-        <w:lastRenderedPageBreak/>
-        <w:t xml:space="preserve">to longitudinal data examining network stability and temporal dynamics, validate hub-focused interventions in randomized trials testing whether fried food reduction in </w:t>
-      </w:r>
-      <w:proofErr w:type="spellStart"/>
-      <w:r>
-        <w:rPr>
-          <w:rFonts w:cs="Times New Roman"/>
-        </w:rPr>
-        <w:t>MetS</w:t>
-      </w:r>
-      <w:proofErr w:type="spellEnd"/>
-      <w:r>
-        <w:rPr>
-          <w:rFonts w:cs="Times New Roman"/>
-        </w:rPr>
-        <w:t>+ patients improves metabolic outcomes, and investigate network-guided versus conventional dietary counseling effectiveness. The integration of GGM with nutritional epidemiology offers a promising framework for developing evidence-based, personalized dietary recommendations that reflect real-world dietary networks while identifying realistic, group-specific targets for behavior change.</w:t>
-      </w:r>
-    </w:p>
-    <w:p>
-      <w:pPr>
-        <w:spacing w:after="120" w:line="360" w:lineRule="auto"/>
-        <w:rPr>
-          <w:rFonts w:cs="Times New Roman"/>
-        </w:rPr>
-      </w:pPr>
-      <w:r>
-        <w:rPr>
-          <w:rFonts w:cs="Times New Roman"/>
-        </w:rPr>
-        <w:br w:type="page"/>
-      </w:r>
-    </w:p>
-    <w:p>
-      <w:pPr>
-        <w:spacing w:after="120" w:line="360" w:lineRule="auto"/>
-        <w:rPr>
-          <w:rFonts w:cs="Times New Roman"/>
-        </w:rPr>
-      </w:pPr>
-      <w:r>
-        <w:rPr>
-          <w:noProof/>
-        </w:rPr>
-        <w:lastRenderedPageBreak/>
-        <w:drawing>
-          <wp:inline distT="0" distB="0" distL="0" distR="0" wp14:anchorId="26BA56FD" wp14:editId="55A7E533">
-            <wp:extent cx="5943600" cy="7932420"/>
-            <wp:effectExtent l="0" t="0" r="0" b="0"/>
-            <wp:docPr id="7" name="그림 7"/>
-            <wp:cNvGraphicFramePr>
-              <a:graphicFrameLocks xmlns:a="http://schemas.openxmlformats.org/drawingml/2006/main" noChangeAspect="1"/>
-            </wp:cNvGraphicFramePr>
-            <a:graphic xmlns:a="http://schemas.openxmlformats.org/drawingml/2006/main">
-              <a:graphicData uri="http://schemas.openxmlformats.org/drawingml/2006/picture">
-                <pic:pic xmlns:pic="http://schemas.openxmlformats.org/drawingml/2006/picture">
-                  <pic:nvPicPr>
-                    <pic:cNvPr id="0" name="Picture 19"/>
-                    <pic:cNvPicPr>
-                      <a:picLocks noChangeAspect="1" noChangeArrowheads="1"/>
-                    </pic:cNvPicPr>
-                  </pic:nvPicPr>
-                  <pic:blipFill>
-                    <a:blip r:embed="rId8">
-                      <a:extLst>
-                        <a:ext uri="{28A0092B-C50C-407E-A947-70E740481C1C}">
-                          <a14:useLocalDpi xmlns:a14="http://schemas.microsoft.com/office/drawing/2010/main" val="0"/>
-                        </a:ext>
-                      </a:extLst>
-                    </a:blip>
-                    <a:srcRect/>
-                    <a:stretch>
-                      <a:fillRect/>
-                    </a:stretch>
-                  </pic:blipFill>
-                  <pic:spPr bwMode="auto">
-                    <a:xfrm>
-                      <a:off x="0" y="0"/>
-                      <a:ext cx="5943600" cy="7932420"/>
-                    </a:xfrm>
-                    <a:prstGeom prst="rect">
-                      <a:avLst/>
-                    </a:prstGeom>
-                    <a:noFill/>
-                    <a:ln>
-                      <a:noFill/>
-                    </a:ln>
-                  </pic:spPr>
-                </pic:pic>
-              </a:graphicData>
-            </a:graphic>
-          </wp:inline>
-        </w:drawing>
-      </w:r>
       <w:r>
         <w:rPr>
           <w:rFonts w:cs="Times New Roman"/>
